--- a/PS03新政务服务大厅信息系统集成服务/4-PS03新政务服务大厅信息系统集成服务-科技成果转化说明材料.docx
+++ b/PS03新政务服务大厅信息系统集成服务/4-PS03新政务服务大厅信息系统集成服务-科技成果转化说明材料.docx
@@ -19,72 +19,407 @@
     </w:p>
     <w:p>
       <w:pPr>
-        <w:jc w:val="center"/>
-      </w:pPr>
-      <w:r>
-        <w:t xml:space="preserve">(2025.12)</w:t>
-      </w:r>
-    </w:p>
-    <w:p>
-      <w:r>
-        <w:t xml:space="preserve"/>
-      </w:r>
-    </w:p>
-    <w:p>
-      <w:r>
-        <w:t xml:space="preserve">一、科技成果名称：新政务服务大厅信息系统集成服务</w:t>
-      </w:r>
-    </w:p>
-    <w:p>
-      <w:r>
-        <w:t xml:space="preserve">——基层治理微平台V1.0（PC端）</w:t>
-      </w:r>
-    </w:p>
-    <w:p>
-      <w:r>
-        <w:t xml:space="preserve"/>
-      </w:r>
-    </w:p>
-    <w:p>
-      <w:r>
-        <w:t xml:space="preserve">二、科技成果类型：软件著作权</w:t>
-      </w:r>
-    </w:p>
-    <w:p>
-      <w:r>
-        <w:t xml:space="preserve">三、科技成果来源：自主研发</w:t>
-      </w:r>
-    </w:p>
-    <w:p>
-      <w:r>
-        <w:t xml:space="preserve"/>
-      </w:r>
-    </w:p>
-    <w:p>
-      <w:r>
-        <w:t xml:space="preserve">四、成果转化描述：</w:t>
-      </w:r>
-    </w:p>
-    <w:p>
-      <w:r>
-        <w:t xml:space="preserve">本项目研发形成的子项目成果，采用“自行投资+项目交付部署+持续运维服务”的方式实现成果转化，将研发成果应用于相关单位的业务管理与服务场景中，推动业务流程线上化、数据标准化与统计分析可视化。</w:t>
-      </w:r>
-    </w:p>
-    <w:p>
-      <w:pPr>
-        <w:pStyle w:val="ListParagraph"/>
-        <w:numPr>
-          <w:ilvl w:val="0"/>
-          <w:numId w:val="2"/>
-        </w:numPr>
-      </w:pPr>
-      <w:r>
-        <w:t xml:space="preserve">基层治理微平台成果转化：面向街道办/社区等单位部署应用，实现社区治理业务集成、数据融合与协同处置。</w:t>
-      </w:r>
-    </w:p>
-    <w:p>
-      <w:r>
-        <w:t xml:space="preserve">成果转化过程中，相关登记表、使用手册、功能说明等支撑材料已整理归档，确保成果可追溯、可复用、可审计。</w:t>
+        <w:spacing w:after="100" w:line="320"/>
+      </w:pPr>
+      <w:r>
+        <w:rPr>
+          <w:b/>
+          <w:bCs/>
+        </w:rPr>
+        <w:t xml:space="preserve">科技成果名称：</w:t>
+      </w:r>
+      <w:r>
+        <w:t xml:space="preserve">新政务服务大厅信息系统集成服务</w:t>
+      </w:r>
+    </w:p>
+    <w:p>
+      <w:pPr>
+        <w:spacing w:after="100" w:line="320"/>
+      </w:pPr>
+      <w:r>
+        <w:rPr>
+          <w:b/>
+          <w:bCs/>
+        </w:rPr>
+        <w:t xml:space="preserve">科技成果类型：</w:t>
+      </w:r>
+      <w:r>
+        <w:t xml:space="preserve">软件著作权/软件系统成果</w:t>
+      </w:r>
+    </w:p>
+    <w:p>
+      <w:pPr>
+        <w:spacing w:after="100" w:line="320"/>
+      </w:pPr>
+      <w:r>
+        <w:rPr>
+          <w:b/>
+          <w:bCs/>
+        </w:rPr>
+        <w:t xml:space="preserve">科技成果来源：</w:t>
+      </w:r>
+      <w:r>
+        <w:t xml:space="preserve">自主研发</w:t>
+      </w:r>
+    </w:p>
+    <w:p>
+      <w:pPr>
+        <w:spacing w:after="100" w:line="320"/>
+      </w:pPr>
+      <w:r>
+        <w:rPr>
+          <w:b/>
+          <w:bCs/>
+        </w:rPr>
+        <w:t xml:space="preserve">转化周期：</w:t>
+      </w:r>
+      <w:r>
+        <w:t xml:space="preserve">2025年度</w:t>
+      </w:r>
+    </w:p>
+    <w:p>
+      <w:pPr>
+        <w:pStyle w:val="Heading1"/>
+      </w:pPr>
+      <w:r>
+        <w:rPr>
+          <w:b/>
+          <w:bCs/>
+        </w:rPr>
+        <w:t xml:space="preserve">一、成果概况</w:t>
+      </w:r>
+    </w:p>
+    <w:p>
+      <w:pPr>
+        <w:spacing w:after="120" w:line="360"/>
+      </w:pPr>
+      <w:r>
+        <w:t xml:space="preserve">本项目围绕“新政务服务大厅信息系统集成服务”形成系列研发成果，核心目标为：围绕基层治理、社区服务与网格管理需求，建设覆盖业务管理、信息共享、地图联动和便民服务的一体化平台，形成新政务服务大厅相关场景的信息系统集成解决方案。。项目成果不是单一模块，而是围绕实际业务场景构建的一组可交付、可部署、可运维的软件系统能力。</w:t>
+      </w:r>
+    </w:p>
+    <w:p>
+      <w:pPr>
+        <w:pStyle w:val="ListParagraph"/>
+        <w:numPr>
+          <w:ilvl w:val="0"/>
+          <w:numId w:val="2"/>
+        </w:numPr>
+        <w:spacing w:after="80" w:line="320"/>
+      </w:pPr>
+      <w:r>
+        <w:t xml:space="preserve">基层治理微平台V1.0（PC端）</w:t>
+      </w:r>
+    </w:p>
+    <w:p>
+      <w:pPr>
+        <w:pStyle w:val="Heading1"/>
+      </w:pPr>
+      <w:r>
+        <w:rPr>
+          <w:b/>
+          <w:bCs/>
+        </w:rPr>
+        <w:t xml:space="preserve">二、成果权属与形成过程</w:t>
+      </w:r>
+    </w:p>
+    <w:p>
+      <w:pPr>
+        <w:spacing w:after="120" w:line="360"/>
+      </w:pPr>
+      <w:r>
+        <w:t xml:space="preserve">本项目成果由公司自主投入研发形成，研发过程涵盖需求调研、原型设计、技术开发、功能测试、试运行、问题修正和资料归档等环节。项目的登记表、使用手册等支撑资料已归档，可证明成果形成路径的真实性和完整性。</w:t>
+      </w:r>
+    </w:p>
+    <w:p>
+      <w:pPr>
+        <w:pStyle w:val="ListParagraph"/>
+        <w:numPr>
+          <w:ilvl w:val="0"/>
+          <w:numId w:val="2"/>
+        </w:numPr>
+        <w:spacing w:after="80" w:line="320"/>
+      </w:pPr>
+      <w:r>
+        <w:t xml:space="preserve">原始文件支撑资料/3基层治理微平台PC+许邻e家小程序/1-1基层治理微平台-登记表.doc</w:t>
+      </w:r>
+    </w:p>
+    <w:p>
+      <w:pPr>
+        <w:pStyle w:val="ListParagraph"/>
+        <w:numPr>
+          <w:ilvl w:val="0"/>
+          <w:numId w:val="2"/>
+        </w:numPr>
+        <w:spacing w:after="80" w:line="320"/>
+      </w:pPr>
+      <w:r>
+        <w:t xml:space="preserve">原始文件支撑资料/3基层治理微平台PC+许邻e家小程序/1-3基层治理微平台-使用手册.docx</w:t>
+      </w:r>
+    </w:p>
+    <w:p>
+      <w:pPr>
+        <w:pStyle w:val="Heading1"/>
+      </w:pPr>
+      <w:r>
+        <w:rPr>
+          <w:b/>
+          <w:bCs/>
+        </w:rPr>
+        <w:t xml:space="preserve">三、成果转化方式</w:t>
+      </w:r>
+    </w:p>
+    <w:p>
+      <w:pPr>
+        <w:pStyle w:val="ListParagraph"/>
+        <w:numPr>
+          <w:ilvl w:val="0"/>
+          <w:numId w:val="3"/>
+        </w:numPr>
+        <w:spacing w:after="80" w:line="320"/>
+      </w:pPr>
+      <w:r>
+        <w:t xml:space="preserve">自行投资转化：由公司组织研发投入、测试投入、部署与运维支持，将成果转化为可持续交付的软件产品与服务能力。</w:t>
+      </w:r>
+    </w:p>
+    <w:p>
+      <w:pPr>
+        <w:pStyle w:val="ListParagraph"/>
+        <w:numPr>
+          <w:ilvl w:val="0"/>
+          <w:numId w:val="3"/>
+        </w:numPr>
+        <w:spacing w:after="80" w:line="320"/>
+      </w:pPr>
+      <w:r>
+        <w:t xml:space="preserve">项目实施转化：通过对接具体业务单位需求，将研发成果部署到实际业务场景中，实现从研发成果到业务工具的落地。</w:t>
+      </w:r>
+    </w:p>
+    <w:p>
+      <w:pPr>
+        <w:pStyle w:val="ListParagraph"/>
+        <w:numPr>
+          <w:ilvl w:val="0"/>
+          <w:numId w:val="3"/>
+        </w:numPr>
+        <w:spacing w:after="80" w:line="320"/>
+      </w:pPr>
+      <w:r>
+        <w:t xml:space="preserve">运维服务转化：通过后续版本优化、问题修复、运行监测、用户培训、数据维护等方式，将研发成果转化为持续服务能力。</w:t>
+      </w:r>
+    </w:p>
+    <w:p>
+      <w:pPr>
+        <w:pStyle w:val="Heading1"/>
+      </w:pPr>
+      <w:r>
+        <w:rPr>
+          <w:b/>
+          <w:bCs/>
+        </w:rPr>
+        <w:t xml:space="preserve">四、分项成果转化说明</w:t>
+      </w:r>
+    </w:p>
+    <w:p>
+      <w:pPr>
+        <w:pStyle w:val="Heading2"/>
+      </w:pPr>
+      <w:r>
+        <w:rPr>
+          <w:b/>
+          <w:bCs/>
+        </w:rPr>
+        <w:t xml:space="preserve">基层治理微平台V1.0（PC端）</w:t>
+      </w:r>
+    </w:p>
+    <w:p>
+      <w:pPr>
+        <w:pStyle w:val="ListParagraph"/>
+        <w:numPr>
+          <w:ilvl w:val="0"/>
+          <w:numId w:val="2"/>
+        </w:numPr>
+        <w:spacing w:after="80" w:line="320"/>
+      </w:pPr>
+      <w:r>
+        <w:t xml:space="preserve">社区活动、志愿服务、居民信息、商户信息、便民服务、网格管理等一体化模块</w:t>
+      </w:r>
+    </w:p>
+    <w:p>
+      <w:pPr>
+        <w:pStyle w:val="ListParagraph"/>
+        <w:numPr>
+          <w:ilvl w:val="0"/>
+          <w:numId w:val="2"/>
+        </w:numPr>
+        <w:spacing w:after="80" w:line="320"/>
+      </w:pPr>
+      <w:r>
+        <w:t xml:space="preserve">巡查上报、问题流转、整改督办、统计分析与地图展示</w:t>
+      </w:r>
+    </w:p>
+    <w:p>
+      <w:pPr>
+        <w:pStyle w:val="ListParagraph"/>
+        <w:numPr>
+          <w:ilvl w:val="0"/>
+          <w:numId w:val="2"/>
+        </w:numPr>
+        <w:spacing w:after="80" w:line="320"/>
+      </w:pPr>
+      <w:r>
+        <w:t xml:space="preserve">社区资源预约、住户与商户台账、网格员信息维护等业务能力</w:t>
+      </w:r>
+    </w:p>
+    <w:p>
+      <w:pPr>
+        <w:pStyle w:val="ListParagraph"/>
+        <w:numPr>
+          <w:ilvl w:val="0"/>
+          <w:numId w:val="2"/>
+        </w:numPr>
+        <w:spacing w:after="80" w:line="320"/>
+      </w:pPr>
+      <w:r>
+        <w:t xml:space="preserve">为后续与移动端、小程序端或外部系统对接预留接口基础</w:t>
+      </w:r>
+    </w:p>
+    <w:p>
+      <w:pPr>
+        <w:spacing w:after="120" w:line="360"/>
+      </w:pPr>
+      <w:r>
+        <w:t xml:space="preserve">转化应用说明：作为新政务服务大厅相关业务的基层治理支撑平台，在街道、社区和网格场景中部署应用，提升信息整合与业务协同水平。</w:t>
+      </w:r>
+    </w:p>
+    <w:p>
+      <w:pPr>
+        <w:pStyle w:val="Heading1"/>
+      </w:pPr>
+      <w:r>
+        <w:rPr>
+          <w:b/>
+          <w:bCs/>
+        </w:rPr>
+        <w:t xml:space="preserve">五、成果转化后的实际价值</w:t>
+      </w:r>
+    </w:p>
+    <w:p>
+      <w:pPr>
+        <w:spacing w:after="120" w:line="360"/>
+      </w:pPr>
+      <w:r>
+        <w:t xml:space="preserve">项目将提高社区治理业务的协同效率和数据利用水平，减少重复录入与线下沟通成本，增强管理者对辖区网格、居民诉求和服务资源的整体掌控能力。</w:t>
+      </w:r>
+    </w:p>
+    <w:p>
+      <w:pPr>
+        <w:pStyle w:val="ListParagraph"/>
+        <w:numPr>
+          <w:ilvl w:val="0"/>
+          <w:numId w:val="2"/>
+        </w:numPr>
+        <w:spacing w:after="80" w:line="320"/>
+      </w:pPr>
+      <w:r>
+        <w:t xml:space="preserve">管理价值：实现业务流程线上化、任务闭环化、数据可视化和责任留痕。</w:t>
+      </w:r>
+    </w:p>
+    <w:p>
+      <w:pPr>
+        <w:pStyle w:val="ListParagraph"/>
+        <w:numPr>
+          <w:ilvl w:val="0"/>
+          <w:numId w:val="2"/>
+        </w:numPr>
+        <w:spacing w:after="80" w:line="320"/>
+      </w:pPr>
+      <w:r>
+        <w:t xml:space="preserve">效率价值：减少纸质记录、电话沟通和重复统计工作量，缩短信息传递时间。</w:t>
+      </w:r>
+    </w:p>
+    <w:p>
+      <w:pPr>
+        <w:pStyle w:val="ListParagraph"/>
+        <w:numPr>
+          <w:ilvl w:val="0"/>
+          <w:numId w:val="2"/>
+        </w:numPr>
+        <w:spacing w:after="80" w:line="320"/>
+      </w:pPr>
+      <w:r>
+        <w:t xml:space="preserve">复制价值：形成标准化部署资料、功能清单和运维机制，便于在同类单位推广应用。</w:t>
+      </w:r>
+    </w:p>
+    <w:p>
+      <w:pPr>
+        <w:pStyle w:val="ListParagraph"/>
+        <w:numPr>
+          <w:ilvl w:val="0"/>
+          <w:numId w:val="2"/>
+        </w:numPr>
+        <w:spacing w:after="80" w:line="320"/>
+      </w:pPr>
+      <w:r>
+        <w:t xml:space="preserve">持续价值：通过版本迭代、问题优化和功能扩展，将研发成果持续转化为运维服务收入和客户粘性。</w:t>
+      </w:r>
+    </w:p>
+    <w:p>
+      <w:pPr>
+        <w:pStyle w:val="Heading1"/>
+      </w:pPr>
+      <w:r>
+        <w:rPr>
+          <w:b/>
+          <w:bCs/>
+        </w:rPr>
+        <w:t xml:space="preserve">六、成果转化路径与后续计划</w:t>
+      </w:r>
+    </w:p>
+    <w:p>
+      <w:pPr>
+        <w:spacing w:after="120" w:line="360"/>
+      </w:pPr>
+      <w:r>
+        <w:t xml:space="preserve">后续将结合不同客户或业务单位的实际需求，对现有成果进行模块裁剪、接口适配、流程调整和权限优化，在保证核心能力稳定的基础上形成差异化交付方案。对于已投入使用的场景，将持续跟踪运行数据、用户反馈和问题闭环情况，推动成果从“可用”向“好用、易运维、可复制”升级。</w:t>
+      </w:r>
+    </w:p>
+    <w:p>
+      <w:pPr>
+        <w:pStyle w:val="ListParagraph"/>
+        <w:numPr>
+          <w:ilvl w:val="0"/>
+          <w:numId w:val="2"/>
+        </w:numPr>
+        <w:spacing w:after="80" w:line="320"/>
+      </w:pPr>
+      <w:r>
+        <w:t xml:space="preserve">完善版本发布与问题工单机制，缩短反馈闭环周期。</w:t>
+      </w:r>
+    </w:p>
+    <w:p>
+      <w:pPr>
+        <w:pStyle w:val="ListParagraph"/>
+        <w:numPr>
+          <w:ilvl w:val="0"/>
+          <w:numId w:val="2"/>
+        </w:numPr>
+        <w:spacing w:after="80" w:line="320"/>
+      </w:pPr>
+      <w:r>
+        <w:t xml:space="preserve">继续沉淀实施模板、培训资料和常见问题手册，提升交付效率。</w:t>
+      </w:r>
+    </w:p>
+    <w:p>
+      <w:pPr>
+        <w:pStyle w:val="ListParagraph"/>
+        <w:numPr>
+          <w:ilvl w:val="0"/>
+          <w:numId w:val="2"/>
+        </w:numPr>
+        <w:spacing w:after="80" w:line="320"/>
+      </w:pPr>
+      <w:r>
+        <w:t xml:space="preserve">结合后续业务需求，拓展统计分析、接口集成、移动端增强等能力。</w:t>
       </w:r>
     </w:p>
     <w:sectPr>
@@ -273,6 +608,18 @@
       </w:pPr>
     </w:lvl>
   </w:abstractNum>
+  <w:abstractNum w:abstractNumId="3" w15:restartNumberingAfterBreak="0">
+    <w:multiLevelType w:val="hybridMultilevel"/>
+    <w:lvl w:ilvl="0" w15:tentative="1">
+      <w:start w:val="1"/>
+      <w:numFmt w:val="decimal"/>
+      <w:lvlText w:val="%1."/>
+      <w:lvlJc w:val="left"/>
+      <w:pPr>
+        <w:ind w:left="720" w:hanging="360"/>
+      </w:pPr>
+    </w:lvl>
+  </w:abstractNum>
   <w:num w:numId="1">
     <w:abstractNumId w:val="1"/>
     <w:lvlOverride w:ilvl="0">
@@ -281,6 +628,12 @@
   </w:num>
   <w:num w:numId="2">
     <w:abstractNumId w:val="2"/>
+    <w:lvlOverride w:ilvl="0">
+      <w:startOverride w:val="1"/>
+    </w:lvlOverride>
+  </w:num>
+  <w:num w:numId="3">
+    <w:abstractNumId w:val="3"/>
     <w:lvlOverride w:ilvl="0">
       <w:startOverride w:val="1"/>
     </w:lvlOverride>
@@ -479,15 +832,15 @@
     <w:pPr>
       <w:keepNext w:val="false"/>
       <w:keepLines w:val="false"/>
-      <w:spacing w:after="240" w:before="240"/>
+      <w:spacing w:after="160" w:before="220"/>
       <w:outlineLvl w:val="0"/>
     </w:pPr>
     <w:rPr>
       <w:rFonts w:ascii="Arial" w:eastAsia="Noto Sans CJK SC" w:hAnsi="Arial"/>
       <w:b/>
       <w:bCs/>
-      <w:sz w:val="32"/>
-      <w:szCs w:val="32"/>
+      <w:sz w:val="30"/>
+      <w:szCs w:val="30"/>
     </w:rPr>
   </w:style>
   <w:style w:type="paragraph" w:styleId="Heading2">
@@ -498,7 +851,7 @@
     <w:pPr>
       <w:keepNext w:val="false"/>
       <w:keepLines w:val="false"/>
-      <w:spacing w:after="180" w:before="180"/>
+      <w:spacing w:after="120" w:before="160"/>
       <w:outlineLvl w:val="1"/>
     </w:pPr>
     <w:rPr>

--- a/PS03新政务服务大厅信息系统集成服务/4-PS03新政务服务大厅信息系统集成服务-科技成果转化说明材料.docx
+++ b/PS03新政务服务大厅信息系统集成服务/4-PS03新政务服务大厅信息系统集成服务-科技成果转化说明材料.docx
@@ -22,8 +22,12 @@
         <w:spacing w:after="180"/>
         <w:jc w:val="center"/>
       </w:pPr>
-      <w:r>
-        <w:t xml:space="preserve">(2025.12)</w:t>
+      <w:r/>
+      <w:r>
+        <w:rPr>
+          <w:color w:val="FF0000"/>
+        </w:rPr>
+        <w:t>(2025.12)</w:t>
       </w:r>
     </w:p>
     <w:p>
@@ -88,6 +92,14 @@
       </w:pPr>
       <w:r>
         <w:t xml:space="preserve">其中基层治理微平台V1.0（PC端）主要围绕社区活动管理、志愿服务、居民信息管理、商户信息管理、网格巡查、便民服务、社区资源预约和 GIS 地图展示等业务模块进行建设。该项目通过统一的后台管理平台，将原本分散的社区治理事项和服务内容整合到同一系统中，实现基础数据统一维护、问题流转统一跟踪、统计结果统一汇总和管理权限统一配置。项目运用了分层服务架构、前端管理平台、GIS 地图联动、组织权限控制和日志审计等关键技术，能够在网格化治理场景中支撑管理者从区域、住户、商户和巡查问题等多个维度开展业务分析与处理。成果转化后，可有效提升社区治理的信息整合程度和工作协同效率，减少线下登记、重复沟通和信息割裂问题，提高基层治理工作的规范化、精细化和数字化水平。该成果已形成相应研发资料、功能说明和后续持续优化基础，可在类似社区治理场景中继续推广应用。</w:t>
+      </w:r>
+    </w:p>
+    <w:p>
+      <w:r>
+        <w:rPr>
+          <w:color w:val="FF0000"/>
+        </w:rPr>
+        <w:t>成果转化时间：2025年12月（待核）</w:t>
       </w:r>
     </w:p>
     <w:sectPr>

--- a/PS03新政务服务大厅信息系统集成服务/4-PS03新政务服务大厅信息系统集成服务-科技成果转化说明材料.docx
+++ b/PS03新政务服务大厅信息系统集成服务/4-PS03新政务服务大厅信息系统集成服务-科技成果转化说明材料.docx
@@ -99,7 +99,7 @@
         <w:rPr>
           <w:color w:val="FF0000"/>
         </w:rPr>
-        <w:t>成果转化时间：2025年12月（待核）</w:t>
+        <w:t>成果转化时间：2025年12月</w:t>
       </w:r>
     </w:p>
     <w:sectPr>

--- a/PS03新政务服务大厅信息系统集成服务/4-PS03新政务服务大厅信息系统集成服务-科技成果转化说明材料.docx
+++ b/PS03新政务服务大厅信息系统集成服务/4-PS03新政务服务大厅信息系统集成服务-科技成果转化说明材料.docx
@@ -27,6 +27,11 @@
         <w:rPr>
           <w:color w:val="FF0000"/>
         </w:rPr>
+      </w:r>
+      <w:r>
+        <w:rPr>
+          <w:color w:val="000000"/>
+        </w:rPr>
         <w:t>(2025.12)</w:t>
       </w:r>
     </w:p>
@@ -98,6 +103,11 @@
       <w:r>
         <w:rPr>
           <w:color w:val="FF0000"/>
+        </w:rPr>
+      </w:r>
+      <w:r>
+        <w:rPr>
+          <w:color w:val="000000"/>
         </w:rPr>
         <w:t>成果转化时间：2025年12月</w:t>
       </w:r>
